--- a/项目报告_题1无人机遥测.docx
+++ b/项目报告_题1无人机遥测.docx
@@ -280,7 +280,7 @@
           <w:b w:val="0"/>
           <w:sz w:val="21"/>
         </w:rPr>
-        <w:t>在此基础上，本文采用「垂直与水平分层」的两阶段方法重建了完整飞行过程（起飞 → 爬升 → 巡航 → 盘旋 → 下降 → 降落共 6 段），其中垂直速率通过 5 秒滑动窗口线性回归斜率估计，有效克服了原始高度序列的强噪声干扰。</w:t>
+        <w:t>在此基础上，本文采用「垂直与水平分层」的两阶段方法重建了完整飞行过程（起飞、爬升、巡航、盘旋、下降、降落共 6 段），其中垂直速率通过 5 秒滑动窗口线性回归斜率估计，有效克服了原始高度序列的强噪声干扰。</w:t>
       </w:r>
     </w:p>
     <w:p>
@@ -462,7 +462,7 @@
           <w:b/>
           <w:sz w:val="21"/>
         </w:rPr>
-        <w:t>异常识别不仅是数据清洗的一个环节，更是整个分析结论可靠性的前提</w:t>
+        <w:t>异常识别不只是数据清洗的一个环节，也是整个分析结论可靠性的前提</w:t>
       </w:r>
       <w:r>
         <w:rPr>
@@ -652,7 +652,7 @@
           <w:b/>
           <w:sz w:val="21"/>
         </w:rPr>
-        <w:t>不要只看变化的幅度大不大，而要看「变化的那几层」是不是同时变化、方向是否一致、量级是否匹配。自洽 → 真实事件；矛盾 → 数据问题。</w:t>
+        <w:t>不要只看变化的幅度大不大，而要看「变化的那几层」是不是同时变化、方向是否一致、量级是否匹配。自洽则判为真实事件，矛盾则判为数据问题。</w:t>
       </w:r>
     </w:p>
     <w:p>
@@ -1114,7 +1114,7 @@
           <w:b/>
           <w:sz w:val="21"/>
         </w:rPr>
-        <w:t>因果链的方向是：能源 → 动力 → 姿态 → 运动。</w:t>
+        <w:t>因果链的方向是：能源决定动力，动力决定姿态，姿态决定运动。</w:t>
       </w:r>
       <w:r>
         <w:rPr>
@@ -2636,7 +2636,7 @@
           <w:b w:val="0"/>
           <w:sz w:val="21"/>
         </w:rPr>
-        <w:t xml:space="preserve"> 满电约 25.2 V，空电约 18.0 V。本次飞行电压由 24.85 V 降至 21.67 V，单节约 4.14 V → 3.61 V，属于正常放电区间。</w:t>
+        <w:t xml:space="preserve"> 满电约 25.2 V，空电约 18.0 V。本次飞行电压由 24.85 V 降至 21.67 V，单节约 4.14 V，即3.61 V，属于正常放电区间。</w:t>
       </w:r>
     </w:p>
     <w:p>
@@ -5010,7 +5010,7 @@
           <w:b/>
           <w:sz w:val="21"/>
         </w:rPr>
-        <w:t>物理自洽 → 判定为飞行模式切换（如切换航线、改变速度上限），不是数据问题，予以保留。</w:t>
+        <w:t>物理自洽，即判定为飞行模式切换（如切换航线、改变速度上限），不是数据问题，予以保留。</w:t>
       </w:r>
     </w:p>
     <w:p>
@@ -5114,7 +5114,7 @@
           <w:b w:val="0"/>
           <w:sz w:val="21"/>
         </w:rPr>
-        <w:t>- 期间高度仅变化 10.65 m（252.10 → 262.75 m），地速基本不变；</w:t>
+        <w:t>- 期间高度仅变化 10.65 m（252.10，即262.75 m），地速基本不变；</w:t>
       </w:r>
     </w:p>
     <w:p>
@@ -5142,7 +5142,7 @@
           <w:b w:val="0"/>
           <w:sz w:val="21"/>
         </w:rPr>
-        <w:t>能量、动力、姿态三层的响应方向一致、量级匹配、时间对齐。</w:t>
+        <w:t>能量、动力、姿态三层的响应方向一致、量级匹配、时间统一。</w:t>
       </w:r>
       <w:r>
         <w:rPr>
@@ -5425,7 +5425,7 @@
                 <w:b w:val="0"/>
                 <w:sz w:val="18"/>
               </w:rPr>
-              <w:t>✗ 远超小型多旋翼能力上限（5–8 m/s）</w:t>
+              <w:t>否 远超小型多旋翼能力上限（5–8 m/s）</w:t>
             </w:r>
           </w:p>
         </w:tc>
@@ -5484,7 +5484,7 @@
                 <w:b w:val="0"/>
                 <w:sz w:val="18"/>
               </w:rPr>
-              <w:t>✗ 有机体位移却无加速度响应</w:t>
+              <w:t>否 有机体位移却无加速度响应</w:t>
             </w:r>
           </w:p>
         </w:tc>
@@ -5543,7 +5543,7 @@
                 <w:b w:val="0"/>
                 <w:sz w:val="18"/>
               </w:rPr>
-              <w:t>✗ 位置大幅变化却不耗能</w:t>
+              <w:t>否 位置大幅变化却不耗能</w:t>
             </w:r>
           </w:p>
         </w:tc>
@@ -5602,7 +5602,7 @@
                 <w:b w:val="0"/>
                 <w:sz w:val="18"/>
               </w:rPr>
-              <w:t>✗ 同上</w:t>
+              <w:t>否 同上</w:t>
             </w:r>
           </w:p>
         </w:tc>
@@ -6398,7 +6398,7 @@
                 <w:b w:val="0"/>
                 <w:sz w:val="18"/>
               </w:rPr>
-              <w:t>✗</w:t>
+              <w:t>否</w:t>
             </w:r>
           </w:p>
         </w:tc>
@@ -6476,7 +6476,7 @@
                 <w:b w:val="0"/>
                 <w:sz w:val="18"/>
               </w:rPr>
-              <w:t>✗</w:t>
+              <w:t>否</w:t>
             </w:r>
           </w:p>
         </w:tc>
@@ -6554,7 +6554,7 @@
                 <w:b w:val="0"/>
                 <w:sz w:val="18"/>
               </w:rPr>
-              <w:t>✗</w:t>
+              <w:t>否</w:t>
             </w:r>
           </w:p>
         </w:tc>
@@ -7119,7 +7119,7 @@
           <w:b/>
           <w:sz w:val="21"/>
         </w:rPr>
-        <w:t>★ 这张表回答了一个容易被误解的问题：所谓「异常点之间的关联」，指的不是它们由同一原因造成，而是它们可以被同一套判据分门别类。</w:t>
+        <w:t>这张表回答了一个容易被误解的问题：所谓「异常点之间的关联」，指的不是它们由同一原因造成，而是它们可以被同一套判据分门别类。</w:t>
       </w:r>
     </w:p>
     <w:p>
@@ -7629,7 +7629,7 @@
           <w:color w:val="1F2A33"/>
           <w:sz w:val="18"/>
         </w:rPr>
-        <w:t>总行数            10000</w:t>
+        <w:t>总行数 10000</w:t>
       </w:r>
     </w:p>
     <w:p>
@@ -7643,7 +7643,7 @@
           <w:color w:val="1F2A33"/>
           <w:sz w:val="18"/>
         </w:rPr>
-        <w:t>S1（0–699.9 s）    7000 帧</w:t>
+        <w:t>S1（0–699.9 s） 7000 帧</w:t>
       </w:r>
     </w:p>
     <w:p>
@@ -7657,7 +7657,7 @@
           <w:color w:val="1F2A33"/>
           <w:sz w:val="18"/>
         </w:rPr>
-        <w:t>S2（700–999.9 s）  3000 帧</w:t>
+        <w:t>S2（700–999.9 s） 3000 帧</w:t>
       </w:r>
     </w:p>
     <w:p>
@@ -7685,7 +7685,7 @@
           <w:color w:val="1F2A33"/>
           <w:sz w:val="18"/>
         </w:rPr>
-        <w:t>电压可用          9949 / 10000（剔除 51 帧，占 0.51%）</w:t>
+        <w:t>电压可用 9949 / 10000（剔除 51 帧，占 0.51%）</w:t>
       </w:r>
     </w:p>
     <w:p>
@@ -7699,7 +7699,7 @@
           <w:color w:val="1F2A33"/>
           <w:sz w:val="18"/>
         </w:rPr>
-        <w:t>高度可用          9998 / 10000</w:t>
+        <w:t>高度可用 9998 / 10000</w:t>
       </w:r>
     </w:p>
     <w:p>
@@ -8306,7 +8306,7 @@
           <w:color w:val="1F2A33"/>
           <w:sz w:val="18"/>
         </w:rPr>
-        <w:t>★ 已超过小型多旋翼的物理上限（5–8 m/s）</w:t>
+        <w:t xml:space="preserve"> 已超过小型多旋翼的物理上限（5–8 m/s）</w:t>
       </w:r>
     </w:p>
     <w:p>
@@ -10797,7 +10797,7 @@
           <w:b w:val="0"/>
           <w:sz w:val="21"/>
         </w:rPr>
-        <w:t>S1 巡航段（121–700 s）中，高度与地速呈现同步的正弦波动（高度 245→265→245，地速 19→25→19，三次）。经检验：</w:t>
+        <w:t>S1 巡航段（121–700 s）中，高度与地速呈现同步的正弦波动（高度 245、265、245，地速 19、25、19，三次）。经检验：</w:t>
       </w:r>
     </w:p>
     <w:p>
@@ -14483,7 +14483,7 @@
           <w:color w:val="1F2A33"/>
           <w:sz w:val="18"/>
         </w:rPr>
-        <w:t>★ 要验证，需要有「同一段数据内盘旋与巡航的对照」，而这批数据没有</w:t>
+        <w:t xml:space="preserve"> 要验证，需要有「同一段数据内盘旋与巡航的对照」，而这批数据没有</w:t>
       </w:r>
     </w:p>
     <w:p>
@@ -14776,7 +14776,7 @@
           <w:b w:val="0"/>
           <w:sz w:val="21"/>
         </w:rPr>
-        <w:t>两者都判为异常 → 置信度高；只有一种判为异常 → 需人工判断。</w:t>
+        <w:t>两者都判为异常时置信度高；只有一种判为异常时需人工判断。</w:t>
       </w:r>
     </w:p>
     <w:p>
@@ -18018,7 +18018,7 @@
           <w:color w:val="1F2A33"/>
           <w:sz w:val="18"/>
         </w:rPr>
-        <w:t>★ 它是被 3.2.2 节的多通道自洽性判据发现的</w:t>
+        <w:t xml:space="preserve"> 它是被 3.2.2 节的多通道自洽性判据发现的</w:t>
       </w:r>
     </w:p>
     <w:p>
@@ -19754,7 +19754,7 @@
           <w:b w:val="0"/>
           <w:sz w:val="21"/>
         </w:rPr>
-        <w:t>共重建出 6 个阶段：起飞（6.0 s）→ 爬升（115.2 s）→ 巡航（578.8 s）→ 盘旋（199.2 s）→ 下降（97.0 s）→ 降落（3.8 s）。</w:t>
+        <w:t>共重建出 6 个阶段：起飞（6.0 s）、 爬升（115.2 s）、 巡航（578.8 s）、 盘旋（199.2 s）、 下降（97.0 s）、 降落（3.8 s）。</w:t>
       </w:r>
     </w:p>
     <w:p>
@@ -20222,7 +20222,7 @@
           <w:b w:val="0"/>
           <w:sz w:val="21"/>
         </w:rPr>
-        <w:t>- 本数据无真正的悬停段（地速 &lt; 1 m/s 仅 96 帧）；若数据含悬停，需补充「地速 &lt; 2 m/s 且高度高 → 悬停」的规则。</w:t>
+        <w:t>- 本数据无真正的悬停段（地速 &lt; 1 m/s 仅 96 帧）；若数据含悬停，需补充「地速 &lt; 2 m/s 且高度高，即悬停」的规则。</w:t>
       </w:r>
     </w:p>
     <w:p>
@@ -20633,7 +20633,7 @@
           <w:color w:val="1F2A33"/>
           <w:sz w:val="18"/>
         </w:rPr>
-        <w:t>├── 题1_无人机飞行遥测.csv          原始数据</w:t>
+        <w:t>├── 题1_无人机飞行遥测.csv 原始数据</w:t>
       </w:r>
     </w:p>
     <w:p>
@@ -20647,7 +20647,7 @@
           <w:color w:val="1F2A33"/>
           <w:sz w:val="18"/>
         </w:rPr>
-        <w:t>├── 题1_标注版.csv                  清洗标记后的数据</w:t>
+        <w:t>├── 题1_标注版.csv 清洗标记后的数据</w:t>
       </w:r>
     </w:p>
     <w:p>
@@ -20661,7 +20661,7 @@
           <w:color w:val="1F2A33"/>
           <w:sz w:val="18"/>
         </w:rPr>
-        <w:t>├── 题1_标注版_阶段.csv             加入阶段识别结果</w:t>
+        <w:t>├── 题1_标注版_阶段.csv 加入阶段识别结果</w:t>
       </w:r>
     </w:p>
     <w:p>
@@ -20675,7 +20675,7 @@
           <w:color w:val="1F2A33"/>
           <w:sz w:val="18"/>
         </w:rPr>
-        <w:t>├── 题1_标注版_阶段_检测.csv        加入异常检测结果</w:t>
+        <w:t>├── 题1_标注版_阶段_检测.csv 加入异常检测结果</w:t>
       </w:r>
     </w:p>
     <w:p>
@@ -20689,7 +20689,7 @@
           <w:color w:val="1F2A33"/>
           <w:sz w:val="18"/>
         </w:rPr>
-        <w:t>├── 异常检测_分组明细.csv           各(段,阶段,列)检出统计</w:t>
+        <w:t>├── 异常检测_分组明细.csv 各(段,阶段,列)检出统计</w:t>
       </w:r>
     </w:p>
     <w:p>
@@ -20703,7 +20703,7 @@
           <w:color w:val="1F2A33"/>
           <w:sz w:val="18"/>
         </w:rPr>
-        <w:t>├── stepA_height_jumps.py          高度跳变定位（分位数自适应阈值）</w:t>
+        <w:t>├── stepA_height_jumps.py 高度跳变定位（分位数自适应阈值）</w:t>
       </w:r>
     </w:p>
     <w:p>
@@ -20717,7 +20717,7 @@
           <w:color w:val="1F2A33"/>
           <w:sz w:val="18"/>
         </w:rPr>
-        <w:t>├── plot_relations.py              四张关系图</w:t>
+        <w:t>├── plot_relations.py 四张关系图</w:t>
       </w:r>
     </w:p>
     <w:p>
@@ -20731,7 +20731,7 @@
           <w:color w:val="1F2A33"/>
           <w:sz w:val="18"/>
         </w:rPr>
-        <w:t>├── step3_mark_data.py             数据标记</w:t>
+        <w:t>├── step3_mark_data.py 数据标记</w:t>
       </w:r>
     </w:p>
     <w:p>
@@ -20745,7 +20745,7 @@
           <w:color w:val="1F2A33"/>
           <w:sz w:val="18"/>
         </w:rPr>
-        <w:t>├── step3a_voltage_dip.py          电压凹陷定性</w:t>
+        <w:t>├── step3a_voltage_dip.py 电压凹陷定性</w:t>
       </w:r>
     </w:p>
     <w:p>
@@ -20759,7 +20759,7 @@
           <w:color w:val="1F2A33"/>
           <w:sz w:val="18"/>
         </w:rPr>
-        <w:t>├── step4a_explore_stages.py       阶段识别参数探查</w:t>
+        <w:t>├── step4a_explore_stages.py 阶段识别参数探查</w:t>
       </w:r>
     </w:p>
     <w:p>
@@ -20773,7 +20773,7 @@
           <w:color w:val="1F2A33"/>
           <w:sz w:val="18"/>
         </w:rPr>
-        <w:t>├── step4_stages_v3.py             阶段识别（滑动回归斜率）</w:t>
+        <w:t>├── step4_stages_v3.py 阶段识别（滑动回归斜率）</w:t>
       </w:r>
     </w:p>
     <w:p>
@@ -20787,7 +20787,7 @@
           <w:color w:val="1F2A33"/>
           <w:sz w:val="18"/>
         </w:rPr>
-        <w:t>├── step5_battery_stages.py        电池与阶段关系分析</w:t>
+        <w:t>├── step5_battery_stages.py 电池与阶段关系分析</w:t>
       </w:r>
     </w:p>
     <w:p>
@@ -20801,7 +20801,7 @@
           <w:color w:val="1F2A33"/>
           <w:sz w:val="18"/>
         </w:rPr>
-        <w:t>├── step6_anomaly_detect.py        段内统计异常检测</w:t>
+        <w:t>├── step6_anomaly_detect.py 段内统计异常检测</w:t>
       </w:r>
     </w:p>
     <w:p>
@@ -20815,7 +20815,7 @@
           <w:color w:val="1F2A33"/>
           <w:sz w:val="18"/>
         </w:rPr>
-        <w:t>├── 字段物理含义字典.md             五层结构与判据</w:t>
+        <w:t>├── 字段物理含义字典.md 五层结构与判据</w:t>
       </w:r>
     </w:p>
     <w:p>
@@ -20829,7 +20829,7 @@
           <w:color w:val="1F2A33"/>
           <w:sz w:val="18"/>
         </w:rPr>
-        <w:t>├── 标记说明_第三步.md              数据标记说明</w:t>
+        <w:t>├── 标记说明_第三步.md 数据标记说明</w:t>
       </w:r>
     </w:p>
     <w:p>
@@ -20843,7 +20843,7 @@
           <w:color w:val="1F2A33"/>
           <w:sz w:val="18"/>
         </w:rPr>
-        <w:t>├── 阶段识别说明_第四步.md          阶段识别说明</w:t>
+        <w:t>├── 阶段识别说明_第四步.md 阶段识别说明</w:t>
       </w:r>
     </w:p>
     <w:p>
@@ -20857,7 +20857,7 @@
           <w:color w:val="1F2A33"/>
           <w:sz w:val="18"/>
         </w:rPr>
-        <w:t>├── 电池与阶段说明_第五步.md        电池分析说明</w:t>
+        <w:t>├── 电池与阶段说明_第五步.md 电池分析说明</w:t>
       </w:r>
     </w:p>
     <w:p>
@@ -20871,7 +20871,7 @@
           <w:color w:val="1F2A33"/>
           <w:sz w:val="18"/>
         </w:rPr>
-        <w:t>├── 异常检测说明_第六步.md          异常检测说明</w:t>
+        <w:t>├── 异常检测说明_第六步.md 异常检测说明</w:t>
       </w:r>
     </w:p>
     <w:p>
@@ -20885,7 +20885,7 @@
           <w:color w:val="1F2A33"/>
           <w:sz w:val="18"/>
         </w:rPr>
-        <w:t>└── 关系图/                        全部图表输出</w:t>
+        <w:t>└── 关系图/ 全部图表输出</w:t>
       </w:r>
     </w:p>
     <w:p>
@@ -21177,7 +21177,7 @@
           <w:color w:val="1F2A33"/>
           <w:sz w:val="18"/>
         </w:rPr>
-        <w:t xml:space="preserve">        x = np.arange(len(seg)) * 0.1      # 秒</w:t>
+        <w:t xml:space="preserve">        x = np.arange(len(seg)) * 0.1  # 秒</w:t>
       </w:r>
     </w:p>
     <w:p>
@@ -21294,7 +21294,7 @@
           <w:color w:val="1F2A33"/>
           <w:sz w:val="18"/>
         </w:rPr>
-        <w:t>d = (d + 180.0) % 360.0 - 180.0        # 规范化到 [-180, 180)</w:t>
+        <w:t>d = (d + 180.0) % 360.0 - 180.0 # 规范化到 [-180, 180)</w:t>
       </w:r>
     </w:p>
     <w:p>
@@ -21369,7 +21369,7 @@
           <w:color w:val="1F2A33"/>
           <w:sz w:val="18"/>
         </w:rPr>
-        <w:t>resid = v - (k * t + b)                  # 残差 ≈ 内阻压降 + 噪声</w:t>
+        <w:t>resid = v - (k * t + b) # 残差 ≈ 内阻压降 + 噪声</w:t>
       </w:r>
     </w:p>
     <w:p>
@@ -21425,7 +21425,7 @@
           <w:color w:val="1F2A33"/>
           <w:sz w:val="18"/>
         </w:rPr>
-        <w:t>r_internal = abs(k_internal) * 1000      # 毫欧</w:t>
+        <w:t>r_internal = abs(k_internal) * 1000 # 毫欧</w:t>
       </w:r>
     </w:p>
     <w:p>
